--- a/GitHub Dokumentáció.docx
+++ b/GitHub Dokumentáció.docx
@@ -1,10 +1,10 @@
 
 <file path=word/document.xml><?xml version="1.0" encoding="utf-8"?>
-<w:document xmlns:wpc="http://schemas.microsoft.com/office/word/2010/wordprocessingCanvas" xmlns:cx="http://schemas.microsoft.com/office/drawing/2014/chartex" xmlns:cx1="http://schemas.microsoft.com/office/drawing/2015/9/8/chartex" xmlns:cx2="http://schemas.microsoft.com/office/drawing/2015/10/21/chartex" xmlns:cx3="http://schemas.microsoft.com/office/drawing/2016/5/9/chartex" xmlns:cx4="http://schemas.microsoft.com/office/drawing/2016/5/10/chartex" xmlns:cx5="http://schemas.microsoft.com/office/drawing/2016/5/11/chartex" xmlns:cx6="http://schemas.microsoft.com/office/drawing/2016/5/12/chartex" xmlns:cx7="http://schemas.microsoft.com/office/drawing/2016/5/13/chartex" xmlns:cx8="http://schemas.microsoft.com/office/drawing/2016/5/14/chartex" xmlns:mc="http://schemas.openxmlformats.org/markup-compatibility/2006" xmlns:aink="http://schemas.microsoft.com/office/drawing/2016/ink" xmlns:am3d="http://schemas.microsoft.com/office/drawing/2017/model3d" xmlns:o="urn:schemas-microsoft-com:office:office" xmlns:r="http://schemas.openxmlformats.org/officeDocument/2006/relationships" xmlns:m="http://schemas.openxmlformats.org/officeDocument/2006/math" xmlns:v="urn:schemas-microsoft-com:vml" xmlns:wp14="http://schemas.microsoft.com/office/word/2010/wordprocessingDrawing" xmlns:wp="http://schemas.openxmlformats.org/drawingml/2006/wordprocessingDrawing" xmlns:w10="urn:schemas-microsoft-com:office:word" xmlns:w="http://schemas.openxmlformats.org/wordprocessingml/2006/main" xmlns:w14="http://schemas.microsoft.com/office/word/2010/wordml" xmlns:w15="http://schemas.microsoft.com/office/word/2012/wordml" xmlns:w16cex="http://schemas.microsoft.com/office/word/2018/wordml/cex" xmlns:w16cid="http://schemas.microsoft.com/office/word/2016/wordml/cid" xmlns:w16="http://schemas.microsoft.com/office/word/2018/wordml" xmlns:w16sdtdh="http://schemas.microsoft.com/office/word/2020/wordml/sdtdatahash" xmlns:w16se="http://schemas.microsoft.com/office/word/2015/wordml/symex" xmlns:wpg="http://schemas.microsoft.com/office/word/2010/wordprocessingGroup" xmlns:wpi="http://schemas.microsoft.com/office/word/2010/wordprocessingInk" xmlns:wne="http://schemas.microsoft.com/office/word/2006/wordml" xmlns:wps="http://schemas.microsoft.com/office/word/2010/wordprocessingShape" mc:Ignorable="w14 w15 w16se w16cid w16 w16cex w16sdtdh wp14">
+<w:document xmlns:wpc="http://schemas.microsoft.com/office/word/2010/wordprocessingCanvas" xmlns:cx="http://schemas.microsoft.com/office/drawing/2014/chartex" xmlns:mc="http://schemas.openxmlformats.org/markup-compatibility/2006" xmlns:o="urn:schemas-microsoft-com:office:office" xmlns:r="http://schemas.openxmlformats.org/officeDocument/2006/relationships" xmlns:m="http://schemas.openxmlformats.org/officeDocument/2006/math" xmlns:v="urn:schemas-microsoft-com:vml" xmlns:wp14="http://schemas.microsoft.com/office/word/2010/wordprocessingDrawing" xmlns:wp="http://schemas.openxmlformats.org/drawingml/2006/wordprocessingDrawing" xmlns:w10="urn:schemas-microsoft-com:office:word" xmlns:w="http://schemas.openxmlformats.org/wordprocessingml/2006/main" xmlns:w14="http://schemas.microsoft.com/office/word/2010/wordml" xmlns:w15="http://schemas.microsoft.com/office/word/2012/wordml" xmlns:w16se="http://schemas.microsoft.com/office/word/2015/wordml/symex" xmlns:wpg="http://schemas.microsoft.com/office/word/2010/wordprocessingGroup" xmlns:wpi="http://schemas.microsoft.com/office/word/2010/wordprocessingInk" xmlns:wne="http://schemas.microsoft.com/office/word/2006/wordml" xmlns:wps="http://schemas.microsoft.com/office/word/2010/wordprocessingShape" mc:Ignorable="w14 w15 w16se wp14">
   <w:body>
     <w:p>
       <w:pPr>
-        <w:spacing w:before="100" w:beforeAutospacing="1" w:after="100" w:afterAutospacing="1" w:line="240" w:lineRule="auto"/>
+        <w:spacing w:after="0" w:line="240" w:lineRule="auto"/>
         <w:jc w:val="center"/>
         <w:outlineLvl w:val="1"/>
         <w:rPr>
@@ -81,51 +81,12 @@
             </w14:gradFill>
           </w14:textFill>
         </w:rPr>
-        <w:t xml:space="preserve">GitHub </w:t>
-      </w:r>
-      <w:r>
-        <w:rPr>
-          <w:rFonts w:ascii="Eras Bold ITC" w:eastAsia="Times New Roman" w:hAnsi="Eras Bold ITC" w:cs="Times New Roman"/>
-          <w:b/>
-          <w:sz w:val="60"/>
-          <w:szCs w:val="60"/>
-          <w:lang w:eastAsia="hu-HU"/>
-          <w14:textOutline w14:w="12700" w14:cap="flat" w14:cmpd="sng" w14:algn="ctr">
-            <w14:solidFill>
-              <w14:schemeClr w14:val="accent4"/>
-            </w14:solidFill>
-            <w14:prstDash w14:val="solid"/>
-            <w14:round/>
-          </w14:textOutline>
-          <w14:textFill>
-            <w14:gradFill>
-              <w14:gsLst>
-                <w14:gs w14:pos="0">
-                  <w14:schemeClr w14:val="accent4"/>
-                </w14:gs>
-                <w14:gs w14:pos="4000">
-                  <w14:schemeClr w14:val="accent4">
-                    <w14:lumMod w14:val="60000"/>
-                    <w14:lumOff w14:val="40000"/>
-                  </w14:schemeClr>
-                </w14:gs>
-                <w14:gs w14:pos="87000">
-                  <w14:schemeClr w14:val="accent4">
-                    <w14:lumMod w14:val="20000"/>
-                    <w14:lumOff w14:val="80000"/>
-                  </w14:schemeClr>
-                </w14:gs>
-              </w14:gsLst>
-              <w14:lin w14:ang="5400000" w14:scaled="0"/>
-            </w14:gradFill>
-          </w14:textFill>
-        </w:rPr>
-        <w:t>Dokumentáció</w:t>
+        <w:t>GitHub Dokumentáció</w:t>
       </w:r>
     </w:p>
     <w:p>
       <w:pPr>
-        <w:spacing w:before="100" w:beforeAutospacing="1" w:after="100" w:afterAutospacing="1" w:line="240" w:lineRule="auto"/>
+        <w:spacing w:after="0" w:line="240" w:lineRule="auto"/>
         <w:jc w:val="center"/>
         <w:outlineLvl w:val="1"/>
         <w:rPr>
@@ -164,26 +125,78 @@
             <w14:round/>
           </w14:textOutline>
         </w:rPr>
-        <w:t>Tóth Regina, Pilipaninec Vitalij, Kovács Marcell Dominik</w:t>
+        <w:t xml:space="preserve">Tóth Regina, Pilipaninec </w:t>
+      </w:r>
+      <w:proofErr w:type="spellStart"/>
+      <w:r>
+        <w:rPr>
+          <w:rFonts w:ascii="Eras Bold ITC" w:eastAsia="Times New Roman" w:hAnsi="Eras Bold ITC" w:cs="Times New Roman"/>
+          <w:color w:val="000000" w:themeColor="text1"/>
+          <w:sz w:val="20"/>
+          <w:szCs w:val="20"/>
+          <w:lang w:eastAsia="hu-HU"/>
+          <w14:shadow w14:blurRad="38100" w14:dist="19050" w14:dir="2700000" w14:sx="100000" w14:sy="100000" w14:kx="0" w14:ky="0" w14:algn="tl">
+            <w14:schemeClr w14:val="dk1">
+              <w14:alpha w14:val="60000"/>
+            </w14:schemeClr>
+          </w14:shadow>
+          <w14:textOutline w14:w="0" w14:cap="flat" w14:cmpd="sng" w14:algn="ctr">
+            <w14:noFill/>
+            <w14:prstDash w14:val="solid"/>
+            <w14:round/>
+          </w14:textOutline>
+        </w:rPr>
+        <w:t>Vitalij</w:t>
+      </w:r>
+      <w:proofErr w:type="spellEnd"/>
+      <w:r>
+        <w:rPr>
+          <w:rFonts w:ascii="Eras Bold ITC" w:eastAsia="Times New Roman" w:hAnsi="Eras Bold ITC" w:cs="Times New Roman"/>
+          <w:color w:val="000000" w:themeColor="text1"/>
+          <w:sz w:val="20"/>
+          <w:szCs w:val="20"/>
+          <w:lang w:eastAsia="hu-HU"/>
+          <w14:shadow w14:blurRad="38100" w14:dist="19050" w14:dir="2700000" w14:sx="100000" w14:sy="100000" w14:kx="0" w14:ky="0" w14:algn="tl">
+            <w14:schemeClr w14:val="dk1">
+              <w14:alpha w14:val="60000"/>
+            </w14:schemeClr>
+          </w14:shadow>
+          <w14:textOutline w14:w="0" w14:cap="flat" w14:cmpd="sng" w14:algn="ctr">
+            <w14:noFill/>
+            <w14:prstDash w14:val="solid"/>
+            <w14:round/>
+          </w14:textOutline>
+        </w:rPr>
+        <w:t>, Kovács Marcell Dominik</w:t>
       </w:r>
     </w:p>
     <w:p>
       <w:pPr>
-        <w:spacing w:before="100" w:beforeAutospacing="1" w:after="100" w:afterAutospacing="1" w:line="240" w:lineRule="auto"/>
+        <w:spacing w:after="0" w:line="240" w:lineRule="auto"/>
+        <w:jc w:val="center"/>
         <w:outlineLvl w:val="1"/>
         <w:rPr>
-          <w:rFonts w:ascii="Times New Roman" w:eastAsia="Times New Roman" w:hAnsi="Times New Roman" w:cs="Times New Roman"/>
-          <w:b/>
-          <w:bCs/>
-          <w:sz w:val="36"/>
-          <w:szCs w:val="36"/>
-          <w:lang w:eastAsia="hu-HU"/>
+          <w:rFonts w:ascii="Eras Bold ITC" w:eastAsia="Times New Roman" w:hAnsi="Eras Bold ITC" w:cs="Times New Roman"/>
+          <w:color w:val="000000" w:themeColor="text1"/>
+          <w:sz w:val="20"/>
+          <w:szCs w:val="20"/>
+          <w:lang w:eastAsia="hu-HU"/>
+          <w14:shadow w14:blurRad="38100" w14:dist="19050" w14:dir="2700000" w14:sx="100000" w14:sy="100000" w14:kx="0" w14:ky="0" w14:algn="tl">
+            <w14:schemeClr w14:val="dk1">
+              <w14:alpha w14:val="60000"/>
+            </w14:schemeClr>
+          </w14:shadow>
+          <w14:textOutline w14:w="0" w14:cap="flat" w14:cmpd="sng" w14:algn="ctr">
+            <w14:noFill/>
+            <w14:prstDash w14:val="solid"/>
+            <w14:round/>
+          </w14:textOutline>
         </w:rPr>
       </w:pPr>
     </w:p>
     <w:p>
       <w:pPr>
-        <w:spacing w:before="100" w:beforeAutospacing="1" w:after="100" w:afterAutospacing="1" w:line="240" w:lineRule="auto"/>
+        <w:spacing w:after="0" w:line="240" w:lineRule="auto"/>
         <w:outlineLvl w:val="1"/>
         <w:rPr>
           <w:rFonts w:ascii="Comic Sans MS" w:eastAsia="Times New Roman" w:hAnsi="Comic Sans MS" w:cs="Times New Roman"/>
@@ -244,7 +257,7 @@
     </w:p>
     <w:p>
       <w:pPr>
-        <w:spacing w:before="100" w:beforeAutospacing="1" w:after="100" w:afterAutospacing="1" w:line="240" w:lineRule="auto"/>
+        <w:spacing w:after="0" w:line="240" w:lineRule="auto"/>
         <w:outlineLvl w:val="2"/>
         <w:rPr>
           <w:rFonts w:ascii="Comic Sans MS" w:eastAsia="Times New Roman" w:hAnsi="Comic Sans MS" w:cs="Times New Roman"/>
@@ -280,19 +293,7 @@
           <w:u w:val="single"/>
           <w:lang w:eastAsia="hu-HU"/>
         </w:rPr>
-        <w:t xml:space="preserve"> létrehozása</w:t>
-      </w:r>
-      <w:r>
-        <w:rPr>
-          <w:rFonts w:ascii="Comic Sans MS" w:eastAsia="Times New Roman" w:hAnsi="Comic Sans MS" w:cs="Times New Roman"/>
-          <w:b/>
-          <w:bCs/>
-          <w:sz w:val="36"/>
-          <w:szCs w:val="36"/>
-          <w:u w:val="single"/>
-          <w:lang w:eastAsia="hu-HU"/>
-        </w:rPr>
-        <w:t>:</w:t>
+        <w:t xml:space="preserve"> létrehozása:</w:t>
       </w:r>
     </w:p>
     <w:p>
@@ -302,22 +303,42 @@
           <w:ilvl w:val="0"/>
           <w:numId w:val="5"/>
         </w:numPr>
-        <w:spacing w:before="100" w:beforeAutospacing="1" w:after="100" w:afterAutospacing="1" w:line="240" w:lineRule="auto"/>
-        <w:rPr>
-          <w:rFonts w:ascii="Comic Sans MS" w:eastAsia="Times New Roman" w:hAnsi="Comic Sans MS" w:cs="Times New Roman"/>
-          <w:sz w:val="36"/>
-          <w:szCs w:val="36"/>
-          <w:lang w:eastAsia="hu-HU"/>
-        </w:rPr>
-      </w:pPr>
-      <w:r>
-        <w:rPr>
-          <w:rFonts w:ascii="Comic Sans MS" w:eastAsia="Times New Roman" w:hAnsi="Comic Sans MS" w:cs="Times New Roman"/>
-          <w:sz w:val="36"/>
-          <w:szCs w:val="36"/>
-          <w:lang w:eastAsia="hu-HU"/>
-        </w:rPr>
-        <w:t>Egy központi tárhely, ahol a projekt fájljai találhatók</w:t>
+        <w:spacing w:after="0" w:line="240" w:lineRule="auto"/>
+        <w:rPr>
+          <w:rFonts w:ascii="Comic Sans MS" w:eastAsia="Times New Roman" w:hAnsi="Comic Sans MS" w:cs="Times New Roman"/>
+          <w:sz w:val="36"/>
+          <w:szCs w:val="36"/>
+          <w:lang w:eastAsia="hu-HU"/>
+        </w:rPr>
+      </w:pPr>
+      <w:r>
+        <w:rPr>
+          <w:rFonts w:ascii="Comic Sans MS" w:eastAsia="Times New Roman" w:hAnsi="Comic Sans MS" w:cs="Times New Roman"/>
+          <w:sz w:val="36"/>
+          <w:szCs w:val="36"/>
+          <w:lang w:eastAsia="hu-HU"/>
+        </w:rPr>
+        <w:t xml:space="preserve">Egy központi tárhely, ahol a projekt </w:t>
+      </w:r>
+      <w:proofErr w:type="gramStart"/>
+      <w:r>
+        <w:rPr>
+          <w:rFonts w:ascii="Comic Sans MS" w:eastAsia="Times New Roman" w:hAnsi="Comic Sans MS" w:cs="Times New Roman"/>
+          <w:sz w:val="36"/>
+          <w:szCs w:val="36"/>
+          <w:lang w:eastAsia="hu-HU"/>
+        </w:rPr>
+        <w:t>fájljai</w:t>
+      </w:r>
+      <w:proofErr w:type="gramEnd"/>
+      <w:r>
+        <w:rPr>
+          <w:rFonts w:ascii="Comic Sans MS" w:eastAsia="Times New Roman" w:hAnsi="Comic Sans MS" w:cs="Times New Roman"/>
+          <w:sz w:val="36"/>
+          <w:szCs w:val="36"/>
+          <w:lang w:eastAsia="hu-HU"/>
+        </w:rPr>
+        <w:t xml:space="preserve"> találhatók</w:t>
       </w:r>
     </w:p>
     <w:p>
@@ -327,23 +348,34 @@
           <w:ilvl w:val="0"/>
           <w:numId w:val="5"/>
         </w:numPr>
-        <w:spacing w:before="100" w:beforeAutospacing="1" w:after="100" w:afterAutospacing="1" w:line="240" w:lineRule="auto"/>
-        <w:rPr>
-          <w:rFonts w:ascii="Comic Sans MS" w:eastAsia="Times New Roman" w:hAnsi="Comic Sans MS" w:cs="Times New Roman"/>
-          <w:sz w:val="36"/>
-          <w:szCs w:val="36"/>
-          <w:lang w:eastAsia="hu-HU"/>
-        </w:rPr>
-      </w:pPr>
-      <w:r>
-        <w:rPr>
-          <w:rFonts w:ascii="Comic Sans MS" w:eastAsia="Times New Roman" w:hAnsi="Comic Sans MS" w:cs="Times New Roman"/>
-          <w:sz w:val="36"/>
-          <w:szCs w:val="36"/>
-          <w:lang w:eastAsia="hu-HU"/>
-        </w:rPr>
-        <w:t>Lehet nyilvános vagy privát</w:t>
-      </w:r>
+        <w:spacing w:after="0" w:line="240" w:lineRule="auto"/>
+        <w:rPr>
+          <w:rFonts w:ascii="Comic Sans MS" w:eastAsia="Times New Roman" w:hAnsi="Comic Sans MS" w:cs="Times New Roman"/>
+          <w:sz w:val="36"/>
+          <w:szCs w:val="36"/>
+          <w:lang w:eastAsia="hu-HU"/>
+        </w:rPr>
+      </w:pPr>
+      <w:r>
+        <w:rPr>
+          <w:rFonts w:ascii="Comic Sans MS" w:eastAsia="Times New Roman" w:hAnsi="Comic Sans MS" w:cs="Times New Roman"/>
+          <w:sz w:val="36"/>
+          <w:szCs w:val="36"/>
+          <w:lang w:eastAsia="hu-HU"/>
+        </w:rPr>
+        <w:t xml:space="preserve">Lehet nyilvános vagy </w:t>
+      </w:r>
+      <w:proofErr w:type="gramStart"/>
+      <w:r>
+        <w:rPr>
+          <w:rFonts w:ascii="Comic Sans MS" w:eastAsia="Times New Roman" w:hAnsi="Comic Sans MS" w:cs="Times New Roman"/>
+          <w:sz w:val="36"/>
+          <w:szCs w:val="36"/>
+          <w:lang w:eastAsia="hu-HU"/>
+        </w:rPr>
+        <w:t>privát</w:t>
+      </w:r>
+      <w:proofErr w:type="gramEnd"/>
     </w:p>
     <w:p>
       <w:pPr>
@@ -352,7 +384,7 @@
           <w:ilvl w:val="0"/>
           <w:numId w:val="5"/>
         </w:numPr>
-        <w:spacing w:before="100" w:beforeAutospacing="1" w:after="100" w:afterAutospacing="1" w:line="240" w:lineRule="auto"/>
+        <w:spacing w:after="0" w:line="240" w:lineRule="auto"/>
         <w:rPr>
           <w:rFonts w:ascii="Comic Sans MS" w:eastAsia="Times New Roman" w:hAnsi="Comic Sans MS" w:cs="Times New Roman"/>
           <w:sz w:val="36"/>
@@ -372,7 +404,100 @@
     </w:p>
     <w:p>
       <w:pPr>
-        <w:spacing w:before="100" w:beforeAutospacing="1" w:after="100" w:afterAutospacing="1" w:line="240" w:lineRule="auto"/>
+        <w:spacing w:after="0" w:line="240" w:lineRule="auto"/>
+        <w:rPr>
+          <w:rFonts w:ascii="Comic Sans MS" w:eastAsia="Times New Roman" w:hAnsi="Comic Sans MS" w:cs="Times New Roman"/>
+          <w:sz w:val="36"/>
+          <w:szCs w:val="36"/>
+          <w:lang w:eastAsia="hu-HU"/>
+        </w:rPr>
+      </w:pPr>
+      <w:r>
+        <w:rPr>
+          <w:rFonts w:ascii="Comic Sans MS" w:eastAsia="Times New Roman" w:hAnsi="Comic Sans MS" w:cs="Times New Roman"/>
+          <w:sz w:val="36"/>
+          <w:szCs w:val="36"/>
+          <w:lang w:eastAsia="hu-HU"/>
+        </w:rPr>
+        <w:pict w14:anchorId="780DBE61">
+          <v:shape id="_x0000_i1028" type="#_x0000_t75" style="width:215.25pt;height:213pt">
+            <v:imagedata r:id="rId5" o:title="Képernyőkép 2026-04-13 184509"/>
+          </v:shape>
+        </w:pict>
+      </w:r>
+    </w:p>
+    <w:p>
+      <w:pPr>
+        <w:spacing w:after="0" w:line="240" w:lineRule="auto"/>
+        <w:rPr>
+          <w:rFonts w:ascii="Comic Sans MS" w:eastAsia="Times New Roman" w:hAnsi="Comic Sans MS" w:cs="Times New Roman"/>
+          <w:sz w:val="36"/>
+          <w:szCs w:val="36"/>
+          <w:lang w:eastAsia="hu-HU"/>
+        </w:rPr>
+      </w:pPr>
+      <w:r>
+        <w:rPr>
+          <w:rFonts w:ascii="Comic Sans MS" w:eastAsia="Times New Roman" w:hAnsi="Comic Sans MS" w:cs="Times New Roman"/>
+          <w:noProof/>
+          <w:sz w:val="36"/>
+          <w:szCs w:val="36"/>
+          <w:lang w:eastAsia="hu-HU"/>
+        </w:rPr>
+        <w:lastRenderedPageBreak/>
+        <w:drawing>
+          <wp:inline distT="0" distB="0" distL="0" distR="0" wp14:anchorId="308D84C3" wp14:editId="012F2D55">
+            <wp:extent cx="4714875" cy="4747394"/>
+            <wp:effectExtent l="0" t="0" r="0" b="0"/>
+            <wp:docPr id="2" name="Kép 2" descr="C:\Users\kovac\AppData\Local\Microsoft\Windows\INetCache\Content.Word\Képernyőkép 2026-04-13 184725.png"/>
+            <wp:cNvGraphicFramePr>
+              <a:graphicFrameLocks xmlns:a="http://schemas.openxmlformats.org/drawingml/2006/main" noChangeAspect="1"/>
+            </wp:cNvGraphicFramePr>
+            <a:graphic xmlns:a="http://schemas.openxmlformats.org/drawingml/2006/main">
+              <a:graphicData uri="http://schemas.openxmlformats.org/drawingml/2006/picture">
+                <pic:pic xmlns:pic="http://schemas.openxmlformats.org/drawingml/2006/picture">
+                  <pic:nvPicPr>
+                    <pic:cNvPr id="0" name="Picture 14" descr="C:\Users\kovac\AppData\Local\Microsoft\Windows\INetCache\Content.Word\Képernyőkép 2026-04-13 184725.png"/>
+                    <pic:cNvPicPr>
+                      <a:picLocks noChangeAspect="1" noChangeArrowheads="1"/>
+                    </pic:cNvPicPr>
+                  </pic:nvPicPr>
+                  <pic:blipFill>
+                    <a:blip r:embed="rId6">
+                      <a:extLst>
+                        <a:ext uri="{28A0092B-C50C-407E-A947-70E740481C1C}">
+                          <a14:useLocalDpi xmlns:a14="http://schemas.microsoft.com/office/drawing/2010/main" val="0"/>
+                        </a:ext>
+                      </a:extLst>
+                    </a:blip>
+                    <a:srcRect/>
+                    <a:stretch>
+                      <a:fillRect/>
+                    </a:stretch>
+                  </pic:blipFill>
+                  <pic:spPr bwMode="auto">
+                    <a:xfrm>
+                      <a:off x="0" y="0"/>
+                      <a:ext cx="4775019" cy="4807953"/>
+                    </a:xfrm>
+                    <a:prstGeom prst="rect">
+                      <a:avLst/>
+                    </a:prstGeom>
+                    <a:noFill/>
+                    <a:ln>
+                      <a:noFill/>
+                    </a:ln>
+                  </pic:spPr>
+                </pic:pic>
+              </a:graphicData>
+            </a:graphic>
+          </wp:inline>
+        </w:drawing>
+      </w:r>
+    </w:p>
+    <w:p>
+      <w:pPr>
+        <w:spacing w:after="0" w:line="240" w:lineRule="auto"/>
         <w:rPr>
           <w:rFonts w:ascii="Comic Sans MS" w:eastAsia="Times New Roman" w:hAnsi="Comic Sans MS" w:cs="Times New Roman"/>
           <w:b/>
@@ -383,6 +508,7 @@
           <w:lang w:eastAsia="hu-HU"/>
         </w:rPr>
       </w:pPr>
+      <w:proofErr w:type="gramStart"/>
       <w:r>
         <w:rPr>
           <w:rFonts w:ascii="Comic Sans MS" w:eastAsia="Times New Roman" w:hAnsi="Comic Sans MS" w:cs="Times New Roman"/>
@@ -393,7 +519,20 @@
           <w:u w:val="single"/>
           <w:lang w:eastAsia="hu-HU"/>
         </w:rPr>
-        <w:t>tagok hozzáadása után:</w:t>
+        <w:t>tagok</w:t>
+      </w:r>
+      <w:proofErr w:type="gramEnd"/>
+      <w:r>
+        <w:rPr>
+          <w:rFonts w:ascii="Comic Sans MS" w:eastAsia="Times New Roman" w:hAnsi="Comic Sans MS" w:cs="Times New Roman"/>
+          <w:b/>
+          <w:bCs/>
+          <w:sz w:val="36"/>
+          <w:szCs w:val="36"/>
+          <w:u w:val="single"/>
+          <w:lang w:eastAsia="hu-HU"/>
+        </w:rPr>
+        <w:t xml:space="preserve"> hozzáadása után:</w:t>
       </w:r>
     </w:p>
     <w:p>
@@ -504,7 +643,7 @@
           <w:ilvl w:val="0"/>
           <w:numId w:val="4"/>
         </w:numPr>
-        <w:spacing w:before="100" w:beforeAutospacing="1" w:after="100" w:afterAutospacing="1" w:line="240" w:lineRule="auto"/>
+        <w:spacing w:after="0" w:line="240" w:lineRule="auto"/>
         <w:rPr>
           <w:rFonts w:ascii="Comic Sans MS" w:eastAsia="Times New Roman" w:hAnsi="Comic Sans MS" w:cs="Times New Roman"/>
           <w:sz w:val="36"/>
@@ -535,7 +674,7 @@
     </w:p>
     <w:p>
       <w:pPr>
-        <w:spacing w:before="100" w:beforeAutospacing="1" w:after="100" w:afterAutospacing="1" w:line="240" w:lineRule="auto"/>
+        <w:spacing w:after="0" w:line="240" w:lineRule="auto"/>
         <w:rPr>
           <w:rFonts w:ascii="Comic Sans MS" w:eastAsia="Times New Roman" w:hAnsi="Comic Sans MS" w:cs="Times New Roman"/>
           <w:sz w:val="36"/>
@@ -588,10 +727,91 @@
           <w:szCs w:val="36"/>
           <w:lang w:eastAsia="hu-HU"/>
         </w:rPr>
-        <w:t xml:space="preserve"> milyen fájlokat módosított.</w:t>
+        <w:t xml:space="preserve"> milyen </w:t>
+      </w:r>
+      <w:proofErr w:type="gramStart"/>
+      <w:r>
+        <w:rPr>
+          <w:rFonts w:ascii="Comic Sans MS" w:eastAsia="Times New Roman" w:hAnsi="Comic Sans MS" w:cs="Times New Roman"/>
+          <w:sz w:val="36"/>
+          <w:szCs w:val="36"/>
+          <w:lang w:eastAsia="hu-HU"/>
+        </w:rPr>
+        <w:t>fájlokat</w:t>
+      </w:r>
+      <w:proofErr w:type="gramEnd"/>
+      <w:r>
+        <w:rPr>
+          <w:rFonts w:ascii="Comic Sans MS" w:eastAsia="Times New Roman" w:hAnsi="Comic Sans MS" w:cs="Times New Roman"/>
+          <w:sz w:val="36"/>
+          <w:szCs w:val="36"/>
+          <w:lang w:eastAsia="hu-HU"/>
+        </w:rPr>
+        <w:t xml:space="preserve"> módosított.</w:t>
       </w:r>
     </w:p>
-    <w:p/>
+    <w:p>
+      <w:pPr>
+        <w:spacing w:after="0" w:line="240" w:lineRule="auto"/>
+      </w:pPr>
+      <w:r>
+        <w:rPr>
+          <w:noProof/>
+          <w:lang w:eastAsia="hu-HU"/>
+        </w:rPr>
+        <w:lastRenderedPageBreak/>
+        <w:drawing>
+          <wp:inline distT="0" distB="0" distL="0" distR="0" wp14:anchorId="7258A5B9" wp14:editId="3F1A142C">
+            <wp:extent cx="6487177" cy="3085902"/>
+            <wp:effectExtent l="0" t="0" r="0" b="635"/>
+            <wp:docPr id="3" name="Kép 3" descr="C:\Users\kovac\Downloads\Képernyőkép 2026-04-13 185536.png"/>
+            <wp:cNvGraphicFramePr>
+              <a:graphicFrameLocks xmlns:a="http://schemas.openxmlformats.org/drawingml/2006/main" noChangeAspect="1"/>
+            </wp:cNvGraphicFramePr>
+            <a:graphic xmlns:a="http://schemas.openxmlformats.org/drawingml/2006/main">
+              <a:graphicData uri="http://schemas.openxmlformats.org/drawingml/2006/picture">
+                <pic:pic xmlns:pic="http://schemas.openxmlformats.org/drawingml/2006/picture">
+                  <pic:nvPicPr>
+                    <pic:cNvPr id="0" name="Picture 18" descr="C:\Users\kovac\Downloads\Képernyőkép 2026-04-13 185536.png"/>
+                    <pic:cNvPicPr>
+                      <a:picLocks noChangeAspect="1" noChangeArrowheads="1"/>
+                    </pic:cNvPicPr>
+                  </pic:nvPicPr>
+                  <pic:blipFill>
+                    <a:blip r:embed="rId7" cstate="print">
+                      <a:extLst>
+                        <a:ext uri="{28A0092B-C50C-407E-A947-70E740481C1C}">
+                          <a14:useLocalDpi xmlns:a14="http://schemas.microsoft.com/office/drawing/2010/main" val="0"/>
+                        </a:ext>
+                      </a:extLst>
+                    </a:blip>
+                    <a:srcRect/>
+                    <a:stretch>
+                      <a:fillRect/>
+                    </a:stretch>
+                  </pic:blipFill>
+                  <pic:spPr bwMode="auto">
+                    <a:xfrm>
+                      <a:off x="0" y="0"/>
+                      <a:ext cx="6690480" cy="3182612"/>
+                    </a:xfrm>
+                    <a:prstGeom prst="rect">
+                      <a:avLst/>
+                    </a:prstGeom>
+                    <a:noFill/>
+                    <a:ln>
+                      <a:noFill/>
+                    </a:ln>
+                  </pic:spPr>
+                </pic:pic>
+              </a:graphicData>
+            </a:graphic>
+          </wp:inline>
+        </w:drawing>
+      </w:r>
+      <w:bookmarkStart w:id="0" w:name="_GoBack"/>
+      <w:bookmarkEnd w:id="0"/>
+    </w:p>
     <w:sectPr>
       <w:pgSz w:w="11906" w:h="16838"/>
       <w:pgMar w:top="1417" w:right="1417" w:bottom="1417" w:left="1417" w:header="708" w:footer="708" w:gutter="0"/>
@@ -603,7 +823,7 @@
 </file>
 
 <file path=word/numbering.xml><?xml version="1.0" encoding="utf-8"?>
-<w:numbering xmlns:wpc="http://schemas.microsoft.com/office/word/2010/wordprocessingCanvas" xmlns:cx="http://schemas.microsoft.com/office/drawing/2014/chartex" xmlns:cx1="http://schemas.microsoft.com/office/drawing/2015/9/8/chartex" xmlns:cx2="http://schemas.microsoft.com/office/drawing/2015/10/21/chartex" xmlns:cx3="http://schemas.microsoft.com/office/drawing/2016/5/9/chartex" xmlns:cx4="http://schemas.microsoft.com/office/drawing/2016/5/10/chartex" xmlns:cx5="http://schemas.microsoft.com/office/drawing/2016/5/11/chartex" xmlns:cx6="http://schemas.microsoft.com/office/drawing/2016/5/12/chartex" xmlns:cx7="http://schemas.microsoft.com/office/drawing/2016/5/13/chartex" xmlns:cx8="http://schemas.microsoft.com/office/drawing/2016/5/14/chartex" xmlns:mc="http://schemas.openxmlformats.org/markup-compatibility/2006" xmlns:aink="http://schemas.microsoft.com/office/drawing/2016/ink" xmlns:am3d="http://schemas.microsoft.com/office/drawing/2017/model3d" xmlns:o="urn:schemas-microsoft-com:office:office" xmlns:r="http://schemas.openxmlformats.org/officeDocument/2006/relationships" xmlns:m="http://schemas.openxmlformats.org/officeDocument/2006/math" xmlns:v="urn:schemas-microsoft-com:vml" xmlns:wp14="http://schemas.microsoft.com/office/word/2010/wordprocessingDrawing" xmlns:wp="http://schemas.openxmlformats.org/drawingml/2006/wordprocessingDrawing" xmlns:w10="urn:schemas-microsoft-com:office:word" xmlns:w="http://schemas.openxmlformats.org/wordprocessingml/2006/main" xmlns:w14="http://schemas.microsoft.com/office/word/2010/wordml" xmlns:w15="http://schemas.microsoft.com/office/word/2012/wordml" xmlns:w16cex="http://schemas.microsoft.com/office/word/2018/wordml/cex" xmlns:w16cid="http://schemas.microsoft.com/office/word/2016/wordml/cid" xmlns:w16="http://schemas.microsoft.com/office/word/2018/wordml" xmlns:w16sdtdh="http://schemas.microsoft.com/office/word/2020/wordml/sdtdatahash" xmlns:w16se="http://schemas.microsoft.com/office/word/2015/wordml/symex" xmlns:wpg="http://schemas.microsoft.com/office/word/2010/wordprocessingGroup" xmlns:wpi="http://schemas.microsoft.com/office/word/2010/wordprocessingInk" xmlns:wne="http://schemas.microsoft.com/office/word/2006/wordml" xmlns:wps="http://schemas.microsoft.com/office/word/2010/wordprocessingShape" mc:Ignorable="w14 w15 w16se w16cid w16 w16cex w16sdtdh wp14">
+<w:numbering xmlns:wpc="http://schemas.microsoft.com/office/word/2010/wordprocessingCanvas" xmlns:cx="http://schemas.microsoft.com/office/drawing/2014/chartex" xmlns:mc="http://schemas.openxmlformats.org/markup-compatibility/2006" xmlns:o="urn:schemas-microsoft-com:office:office" xmlns:r="http://schemas.openxmlformats.org/officeDocument/2006/relationships" xmlns:m="http://schemas.openxmlformats.org/officeDocument/2006/math" xmlns:v="urn:schemas-microsoft-com:vml" xmlns:wp14="http://schemas.microsoft.com/office/word/2010/wordprocessingDrawing" xmlns:wp="http://schemas.openxmlformats.org/drawingml/2006/wordprocessingDrawing" xmlns:w10="urn:schemas-microsoft-com:office:word" xmlns:w="http://schemas.openxmlformats.org/wordprocessingml/2006/main" xmlns:w14="http://schemas.microsoft.com/office/word/2010/wordml" xmlns:w15="http://schemas.microsoft.com/office/word/2012/wordml" xmlns:w16se="http://schemas.microsoft.com/office/word/2015/wordml/symex" xmlns:wpg="http://schemas.microsoft.com/office/word/2010/wordprocessingGroup" xmlns:wpi="http://schemas.microsoft.com/office/word/2010/wordprocessingInk" xmlns:wne="http://schemas.microsoft.com/office/word/2006/wordml" xmlns:wps="http://schemas.microsoft.com/office/word/2010/wordprocessingShape" mc:Ignorable="w14 w15 w16se wp14">
   <w:numPicBullet w:numPicBulletId="0">
     <w:pict>
       <v:shapetype id="_x0000_t75" coordsize="21600,21600" o:spt="75" o:preferrelative="t" path="m@4@5l@4@11@9@11@9@5xe" filled="f" stroked="f">
@@ -625,7 +845,7 @@
         <v:path o:extrusionok="f" gradientshapeok="t" o:connecttype="rect"/>
         <o:lock v:ext="edit" aspectratio="t"/>
       </v:shapetype>
-      <v:shape id="_x0000_i1028" type="#_x0000_t75" style="width:10.9pt;height:10.9pt" o:bullet="t">
+      <v:shape id="_x0000_i1041" type="#_x0000_t75" style="width:11.25pt;height:11.25pt" o:bullet="t">
         <v:imagedata r:id="rId1" o:title="mso62C2"/>
       </v:shape>
     </w:pict>
@@ -1252,7 +1472,7 @@
 </file>
 
 <file path=word/styles.xml><?xml version="1.0" encoding="utf-8"?>
-<w:styles xmlns:mc="http://schemas.openxmlformats.org/markup-compatibility/2006" xmlns:r="http://schemas.openxmlformats.org/officeDocument/2006/relationships" xmlns:w="http://schemas.openxmlformats.org/wordprocessingml/2006/main" xmlns:w14="http://schemas.microsoft.com/office/word/2010/wordml" xmlns:w15="http://schemas.microsoft.com/office/word/2012/wordml" xmlns:w16cex="http://schemas.microsoft.com/office/word/2018/wordml/cex" xmlns:w16cid="http://schemas.microsoft.com/office/word/2016/wordml/cid" xmlns:w16="http://schemas.microsoft.com/office/word/2018/wordml" xmlns:w16sdtdh="http://schemas.microsoft.com/office/word/2020/wordml/sdtdatahash" xmlns:w16se="http://schemas.microsoft.com/office/word/2015/wordml/symex" mc:Ignorable="w14 w15 w16se w16cid w16 w16cex w16sdtdh">
+<w:styles xmlns:mc="http://schemas.openxmlformats.org/markup-compatibility/2006" xmlns:r="http://schemas.openxmlformats.org/officeDocument/2006/relationships" xmlns:w="http://schemas.openxmlformats.org/wordprocessingml/2006/main" xmlns:w14="http://schemas.microsoft.com/office/word/2010/wordml" xmlns:w15="http://schemas.microsoft.com/office/word/2012/wordml" xmlns:w16se="http://schemas.microsoft.com/office/word/2015/wordml/symex" mc:Ignorable="w14 w15 w16se">
   <w:docDefaults>
     <w:rPrDefault>
       <w:rPr>
@@ -1268,7 +1488,7 @@
       </w:pPr>
     </w:pPrDefault>
   </w:docDefaults>
-  <w:latentStyles w:defLockedState="0" w:defUIPriority="99" w:defSemiHidden="0" w:defUnhideWhenUsed="0" w:defQFormat="0" w:count="376">
+  <w:latentStyles w:defLockedState="0" w:defUIPriority="99" w:defSemiHidden="0" w:defUnhideWhenUsed="0" w:defQFormat="0" w:count="371">
     <w:lsdException w:name="Normal" w:uiPriority="0" w:qFormat="1"/>
     <w:lsdException w:name="heading 1" w:uiPriority="9" w:qFormat="1"/>
     <w:lsdException w:name="heading 2" w:semiHidden="1" w:uiPriority="9" w:unhideWhenUsed="1" w:qFormat="1"/>
@@ -1640,11 +1860,6 @@
     <w:lsdException w:name="List Table 5 Dark Accent 6" w:uiPriority="50"/>
     <w:lsdException w:name="List Table 6 Colorful Accent 6" w:uiPriority="51"/>
     <w:lsdException w:name="List Table 7 Colorful Accent 6" w:uiPriority="52"/>
-    <w:lsdException w:name="Mention" w:semiHidden="1" w:unhideWhenUsed="1"/>
-    <w:lsdException w:name="Smart Hyperlink" w:semiHidden="1" w:unhideWhenUsed="1"/>
-    <w:lsdException w:name="Hashtag" w:semiHidden="1" w:unhideWhenUsed="1"/>
-    <w:lsdException w:name="Unresolved Mention" w:semiHidden="1" w:unhideWhenUsed="1"/>
-    <w:lsdException w:name="Smart Link" w:semiHidden="1" w:unhideWhenUsed="1"/>
   </w:latentStyles>
   <w:style w:type="paragraph" w:default="1" w:styleId="Norml">
     <w:name w:val="Normal"/>
